--- a/templates_admin/URSO_vyroba_LZ.docx
+++ b/templates_admin/URSO_vyroba_LZ.docx
@@ -2374,7 +2374,7 @@
                 <w:snapToGrid w:val="0"/>
                 <w:color w:val="000000"/>
               </w:rPr>
-              <w:t xml:space="preserve">{{meno_zak}} </w:t>
+              <w:t xml:space="preserve">{{statutar}} </w:t>
             </w:r>
             <w:r>
               <w:t xml:space="preserve"> </w:t>
@@ -2384,7 +2384,7 @@
                 <w:snapToGrid w:val="0"/>
                 <w:color w:val="000000"/>
               </w:rPr>
-              <w:t xml:space="preserve">{{priez_zak}} </w:t>
+              <w:t xml:space="preserve"/>
             </w:r>
             <w:r>
               <w:rPr>
